--- a/Courses/Computer-Modeling-and-IT/Computer-Modeling-and-IT-6-Class/16-Graphic-Images-Exam-Project/16.01-Graphic-Images-Project.docx
+++ b/Courses/Computer-Modeling-and-IT/Computer-Modeling-and-IT-6-Class/16-Graphic-Images-Exam-Project/16.01-Graphic-Images-Project.docx
@@ -1,6 +1,6 @@
 
 <file path=word/document.xml><?xml version="1.0" encoding="utf-8"?>
-<w:document xmlns:wpc="http://schemas.microsoft.com/office/word/2010/wordprocessingCanvas" xmlns:cx="http://schemas.microsoft.com/office/drawing/2014/chartex" xmlns:cx1="http://schemas.microsoft.com/office/drawing/2015/9/8/chartex" xmlns:cx2="http://schemas.microsoft.com/office/drawing/2015/10/21/chartex" xmlns:cx3="http://schemas.microsoft.com/office/drawing/2016/5/9/chartex" xmlns:cx4="http://schemas.microsoft.com/office/drawing/2016/5/10/chartex" xmlns:cx5="http://schemas.microsoft.com/office/drawing/2016/5/11/chartex" xmlns:cx6="http://schemas.microsoft.com/office/drawing/2016/5/12/chartex" xmlns:cx7="http://schemas.microsoft.com/office/drawing/2016/5/13/chartex" xmlns:cx8="http://schemas.microsoft.com/office/drawing/2016/5/14/chartex" xmlns:mc="http://schemas.openxmlformats.org/markup-compatibility/2006" xmlns:aink="http://schemas.microsoft.com/office/drawing/2016/ink" xmlns:am3d="http://schemas.microsoft.com/office/drawing/2017/model3d" xmlns:o="urn:schemas-microsoft-com:office:office" xmlns:oel="http://schemas.microsoft.com/office/2019/extlst" xmlns:r="http://schemas.openxmlformats.org/officeDocument/2006/relationships" xmlns:m="http://schemas.openxmlformats.org/officeDocument/2006/math" xmlns:v="urn:schemas-microsoft-com:vml" xmlns:wp14="http://schemas.microsoft.com/office/word/2010/wordprocessingDrawing" xmlns:wp="http://schemas.openxmlformats.org/drawingml/2006/wordprocessingDrawing" xmlns:w10="urn:schemas-microsoft-com:office:word" xmlns:w="http://schemas.openxmlformats.org/wordprocessingml/2006/main" xmlns:w14="http://schemas.microsoft.com/office/word/2010/wordml" xmlns:w15="http://schemas.microsoft.com/office/word/2012/wordml" xmlns:w16cex="http://schemas.microsoft.com/office/word/2018/wordml/cex" xmlns:w16cid="http://schemas.microsoft.com/office/word/2016/wordml/cid" xmlns:w16="http://schemas.microsoft.com/office/word/2018/wordml" xmlns:w16sdtdh="http://schemas.microsoft.com/office/word/2020/wordml/sdtdatahash" xmlns:w16se="http://schemas.microsoft.com/office/word/2015/wordml/symex" xmlns:wpg="http://schemas.microsoft.com/office/word/2010/wordprocessingGroup" xmlns:wpi="http://schemas.microsoft.com/office/word/2010/wordprocessingInk" xmlns:wne="http://schemas.microsoft.com/office/word/2006/wordml" xmlns:wps="http://schemas.microsoft.com/office/word/2010/wordprocessingShape" mc:Ignorable="w14 w15 w16se w16cid w16 w16cex w16sdtdh wp14">
+<w:document xmlns:wpc="http://schemas.microsoft.com/office/word/2010/wordprocessingCanvas" xmlns:cx="http://schemas.microsoft.com/office/drawing/2014/chartex" xmlns:cx1="http://schemas.microsoft.com/office/drawing/2015/9/8/chartex" xmlns:cx2="http://schemas.microsoft.com/office/drawing/2015/10/21/chartex" xmlns:cx3="http://schemas.microsoft.com/office/drawing/2016/5/9/chartex" xmlns:cx4="http://schemas.microsoft.com/office/drawing/2016/5/10/chartex" xmlns:cx5="http://schemas.microsoft.com/office/drawing/2016/5/11/chartex" xmlns:cx6="http://schemas.microsoft.com/office/drawing/2016/5/12/chartex" xmlns:cx7="http://schemas.microsoft.com/office/drawing/2016/5/13/chartex" xmlns:cx8="http://schemas.microsoft.com/office/drawing/2016/5/14/chartex" xmlns:mc="http://schemas.openxmlformats.org/markup-compatibility/2006" xmlns:aink="http://schemas.microsoft.com/office/drawing/2016/ink" xmlns:am3d="http://schemas.microsoft.com/office/drawing/2017/model3d" xmlns:o="urn:schemas-microsoft-com:office:office" xmlns:oel="http://schemas.microsoft.com/office/2019/extlst" xmlns:r="http://schemas.openxmlformats.org/officeDocument/2006/relationships" xmlns:m="http://schemas.openxmlformats.org/officeDocument/2006/math" xmlns:v="urn:schemas-microsoft-com:vml" xmlns:wp14="http://schemas.microsoft.com/office/word/2010/wordprocessingDrawing" xmlns:wp="http://schemas.openxmlformats.org/drawingml/2006/wordprocessingDrawing" xmlns:w10="urn:schemas-microsoft-com:office:word" xmlns:w="http://schemas.openxmlformats.org/wordprocessingml/2006/main" xmlns:w14="http://schemas.microsoft.com/office/word/2010/wordml" xmlns:w15="http://schemas.microsoft.com/office/word/2012/wordml" xmlns:w16cex="http://schemas.microsoft.com/office/word/2018/wordml/cex" xmlns:w16cid="http://schemas.microsoft.com/office/word/2016/wordml/cid" xmlns:w16="http://schemas.microsoft.com/office/word/2018/wordml" xmlns:w16du="http://schemas.microsoft.com/office/word/2023/wordml/word16du" xmlns:w16sdtdh="http://schemas.microsoft.com/office/word/2020/wordml/sdtdatahash" xmlns:w16se="http://schemas.microsoft.com/office/word/2015/wordml/symex" xmlns:wpg="http://schemas.microsoft.com/office/word/2010/wordprocessingGroup" xmlns:wpi="http://schemas.microsoft.com/office/word/2010/wordprocessingInk" xmlns:wne="http://schemas.microsoft.com/office/word/2006/wordml" xmlns:wps="http://schemas.microsoft.com/office/word/2010/wordprocessingShape" mc:Ignorable="w14 w15 w16se w16cid w16 w16cex w16sdtdh w16du wp14">
   <w:body>
     <w:p>
       <w:pPr>
@@ -70,9 +70,9 @@
           <w:noProof/>
         </w:rPr>
         <w:drawing>
-          <wp:inline distT="0" distB="0" distL="0" distR="0" wp14:anchorId="5D1D7169" wp14:editId="28F8638D">
-            <wp:extent cx="921715" cy="413387"/>
-            <wp:effectExtent l="0" t="0" r="0" b="5715"/>
+          <wp:inline distT="0" distB="0" distL="0" distR="0" wp14:anchorId="5D1D7169" wp14:editId="1CECE2F4">
+            <wp:extent cx="939984" cy="421263"/>
+            <wp:effectExtent l="0" t="0" r="0" b="0"/>
             <wp:docPr id="5" name="Picture 4"/>
             <wp:cNvGraphicFramePr>
               <a:graphicFrameLocks xmlns:a="http://schemas.openxmlformats.org/drawingml/2006/main" noChangeAspect="1"/>
@@ -101,7 +101,7 @@
                   <pic:spPr>
                     <a:xfrm>
                       <a:off x="0" y="0"/>
-                      <a:ext cx="939984" cy="421580"/>
+                      <a:ext cx="939984" cy="421263"/>
                     </a:xfrm>
                     <a:prstGeom prst="rect">
                       <a:avLst/>
@@ -1688,7 +1688,7 @@
           <w:noProof/>
         </w:rPr>
         <w:drawing>
-          <wp:inline distT="0" distB="0" distL="0" distR="0" wp14:anchorId="12715514" wp14:editId="7F097AE4">
+          <wp:inline distT="0" distB="0" distL="0" distR="0" wp14:anchorId="12715514" wp14:editId="6A997A12">
             <wp:extent cx="2429301" cy="2429301"/>
             <wp:effectExtent l="0" t="0" r="9525" b="9525"/>
             <wp:docPr id="24" name="Picture 24" descr="40+ Cartoon Of The Goodluck Stock Illustrations, Royalty-Free Vector  Graphics &amp; Clip Art - iStock"/>
@@ -1750,7 +1750,7 @@
 </file>
 
 <file path=word/endnotes.xml><?xml version="1.0" encoding="utf-8"?>
-<w:endnotes xmlns:wpc="http://schemas.microsoft.com/office/word/2010/wordprocessingCanvas" xmlns:cx="http://schemas.microsoft.com/office/drawing/2014/chartex" xmlns:cx1="http://schemas.microsoft.com/office/drawing/2015/9/8/chartex" xmlns:cx2="http://schemas.microsoft.com/office/drawing/2015/10/21/chartex" xmlns:cx3="http://schemas.microsoft.com/office/drawing/2016/5/9/chartex" xmlns:cx4="http://schemas.microsoft.com/office/drawing/2016/5/10/chartex" xmlns:cx5="http://schemas.microsoft.com/office/drawing/2016/5/11/chartex" xmlns:cx6="http://schemas.microsoft.com/office/drawing/2016/5/12/chartex" xmlns:cx7="http://schemas.microsoft.com/office/drawing/2016/5/13/chartex" xmlns:cx8="http://schemas.microsoft.com/office/drawing/2016/5/14/chartex" xmlns:mc="http://schemas.openxmlformats.org/markup-compatibility/2006" xmlns:aink="http://schemas.microsoft.com/office/drawing/2016/ink" xmlns:am3d="http://schemas.microsoft.com/office/drawing/2017/model3d" xmlns:o="urn:schemas-microsoft-com:office:office" xmlns:oel="http://schemas.microsoft.com/office/2019/extlst" xmlns:r="http://schemas.openxmlformats.org/officeDocument/2006/relationships" xmlns:m="http://schemas.openxmlformats.org/officeDocument/2006/math" xmlns:v="urn:schemas-microsoft-com:vml" xmlns:wp14="http://schemas.microsoft.com/office/word/2010/wordprocessingDrawing" xmlns:wp="http://schemas.openxmlformats.org/drawingml/2006/wordprocessingDrawing" xmlns:w10="urn:schemas-microsoft-com:office:word" xmlns:w="http://schemas.openxmlformats.org/wordprocessingml/2006/main" xmlns:w14="http://schemas.microsoft.com/office/word/2010/wordml" xmlns:w15="http://schemas.microsoft.com/office/word/2012/wordml" xmlns:w16cex="http://schemas.microsoft.com/office/word/2018/wordml/cex" xmlns:w16cid="http://schemas.microsoft.com/office/word/2016/wordml/cid" xmlns:w16="http://schemas.microsoft.com/office/word/2018/wordml" xmlns:w16sdtdh="http://schemas.microsoft.com/office/word/2020/wordml/sdtdatahash" xmlns:w16se="http://schemas.microsoft.com/office/word/2015/wordml/symex" xmlns:wpg="http://schemas.microsoft.com/office/word/2010/wordprocessingGroup" xmlns:wpi="http://schemas.microsoft.com/office/word/2010/wordprocessingInk" xmlns:wne="http://schemas.microsoft.com/office/word/2006/wordml" xmlns:wps="http://schemas.microsoft.com/office/word/2010/wordprocessingShape" mc:Ignorable="w14 w15 w16se w16cid w16 w16cex w16sdtdh wp14">
+<w:endnotes xmlns:wpc="http://schemas.microsoft.com/office/word/2010/wordprocessingCanvas" xmlns:cx="http://schemas.microsoft.com/office/drawing/2014/chartex" xmlns:cx1="http://schemas.microsoft.com/office/drawing/2015/9/8/chartex" xmlns:cx2="http://schemas.microsoft.com/office/drawing/2015/10/21/chartex" xmlns:cx3="http://schemas.microsoft.com/office/drawing/2016/5/9/chartex" xmlns:cx4="http://schemas.microsoft.com/office/drawing/2016/5/10/chartex" xmlns:cx5="http://schemas.microsoft.com/office/drawing/2016/5/11/chartex" xmlns:cx6="http://schemas.microsoft.com/office/drawing/2016/5/12/chartex" xmlns:cx7="http://schemas.microsoft.com/office/drawing/2016/5/13/chartex" xmlns:cx8="http://schemas.microsoft.com/office/drawing/2016/5/14/chartex" xmlns:mc="http://schemas.openxmlformats.org/markup-compatibility/2006" xmlns:aink="http://schemas.microsoft.com/office/drawing/2016/ink" xmlns:am3d="http://schemas.microsoft.com/office/drawing/2017/model3d" xmlns:o="urn:schemas-microsoft-com:office:office" xmlns:oel="http://schemas.microsoft.com/office/2019/extlst" xmlns:r="http://schemas.openxmlformats.org/officeDocument/2006/relationships" xmlns:m="http://schemas.openxmlformats.org/officeDocument/2006/math" xmlns:v="urn:schemas-microsoft-com:vml" xmlns:wp14="http://schemas.microsoft.com/office/word/2010/wordprocessingDrawing" xmlns:wp="http://schemas.openxmlformats.org/drawingml/2006/wordprocessingDrawing" xmlns:w10="urn:schemas-microsoft-com:office:word" xmlns:w="http://schemas.openxmlformats.org/wordprocessingml/2006/main" xmlns:w14="http://schemas.microsoft.com/office/word/2010/wordml" xmlns:w15="http://schemas.microsoft.com/office/word/2012/wordml" xmlns:w16cex="http://schemas.microsoft.com/office/word/2018/wordml/cex" xmlns:w16cid="http://schemas.microsoft.com/office/word/2016/wordml/cid" xmlns:w16="http://schemas.microsoft.com/office/word/2018/wordml" xmlns:w16du="http://schemas.microsoft.com/office/word/2023/wordml/word16du" xmlns:w16sdtdh="http://schemas.microsoft.com/office/word/2020/wordml/sdtdatahash" xmlns:w16se="http://schemas.microsoft.com/office/word/2015/wordml/symex" xmlns:wpg="http://schemas.microsoft.com/office/word/2010/wordprocessingGroup" xmlns:wpi="http://schemas.microsoft.com/office/word/2010/wordprocessingInk" xmlns:wne="http://schemas.microsoft.com/office/word/2006/wordml" xmlns:wps="http://schemas.microsoft.com/office/word/2010/wordprocessingShape" mc:Ignorable="w14 w15 w16se w16cid w16 w16cex w16sdtdh w16du wp14">
   <w:endnote w:type="separator" w:id="-1">
     <w:p>
       <w:pPr>
@@ -1775,7 +1775,7 @@
 </file>
 
 <file path=word/footer1.xml><?xml version="1.0" encoding="utf-8"?>
-<w:ftr xmlns:wpc="http://schemas.microsoft.com/office/word/2010/wordprocessingCanvas" xmlns:cx="http://schemas.microsoft.com/office/drawing/2014/chartex" xmlns:cx1="http://schemas.microsoft.com/office/drawing/2015/9/8/chartex" xmlns:cx2="http://schemas.microsoft.com/office/drawing/2015/10/21/chartex" xmlns:cx3="http://schemas.microsoft.com/office/drawing/2016/5/9/chartex" xmlns:cx4="http://schemas.microsoft.com/office/drawing/2016/5/10/chartex" xmlns:cx5="http://schemas.microsoft.com/office/drawing/2016/5/11/chartex" xmlns:cx6="http://schemas.microsoft.com/office/drawing/2016/5/12/chartex" xmlns:cx7="http://schemas.microsoft.com/office/drawing/2016/5/13/chartex" xmlns:cx8="http://schemas.microsoft.com/office/drawing/2016/5/14/chartex" xmlns:mc="http://schemas.openxmlformats.org/markup-compatibility/2006" xmlns:aink="http://schemas.microsoft.com/office/drawing/2016/ink" xmlns:am3d="http://schemas.microsoft.com/office/drawing/2017/model3d" xmlns:o="urn:schemas-microsoft-com:office:office" xmlns:oel="http://schemas.microsoft.com/office/2019/extlst" xmlns:r="http://schemas.openxmlformats.org/officeDocument/2006/relationships" xmlns:m="http://schemas.openxmlformats.org/officeDocument/2006/math" xmlns:v="urn:schemas-microsoft-com:vml" xmlns:wp14="http://schemas.microsoft.com/office/word/2010/wordprocessingDrawing" xmlns:wp="http://schemas.openxmlformats.org/drawingml/2006/wordprocessingDrawing" xmlns:w10="urn:schemas-microsoft-com:office:word" xmlns:w="http://schemas.openxmlformats.org/wordprocessingml/2006/main" xmlns:w14="http://schemas.microsoft.com/office/word/2010/wordml" xmlns:w15="http://schemas.microsoft.com/office/word/2012/wordml" xmlns:w16cex="http://schemas.microsoft.com/office/word/2018/wordml/cex" xmlns:w16cid="http://schemas.microsoft.com/office/word/2016/wordml/cid" xmlns:w16="http://schemas.microsoft.com/office/word/2018/wordml" xmlns:w16sdtdh="http://schemas.microsoft.com/office/word/2020/wordml/sdtdatahash" xmlns:w16se="http://schemas.microsoft.com/office/word/2015/wordml/symex" xmlns:wpg="http://schemas.microsoft.com/office/word/2010/wordprocessingGroup" xmlns:wpi="http://schemas.microsoft.com/office/word/2010/wordprocessingInk" xmlns:wne="http://schemas.microsoft.com/office/word/2006/wordml" xmlns:wps="http://schemas.microsoft.com/office/word/2010/wordprocessingShape" mc:Ignorable="w14 w15 w16se w16cid w16 w16cex w16sdtdh wp14">
+<w:ftr xmlns:wpc="http://schemas.microsoft.com/office/word/2010/wordprocessingCanvas" xmlns:cx="http://schemas.microsoft.com/office/drawing/2014/chartex" xmlns:cx1="http://schemas.microsoft.com/office/drawing/2015/9/8/chartex" xmlns:cx2="http://schemas.microsoft.com/office/drawing/2015/10/21/chartex" xmlns:cx3="http://schemas.microsoft.com/office/drawing/2016/5/9/chartex" xmlns:cx4="http://schemas.microsoft.com/office/drawing/2016/5/10/chartex" xmlns:cx5="http://schemas.microsoft.com/office/drawing/2016/5/11/chartex" xmlns:cx6="http://schemas.microsoft.com/office/drawing/2016/5/12/chartex" xmlns:cx7="http://schemas.microsoft.com/office/drawing/2016/5/13/chartex" xmlns:cx8="http://schemas.microsoft.com/office/drawing/2016/5/14/chartex" xmlns:mc="http://schemas.openxmlformats.org/markup-compatibility/2006" xmlns:aink="http://schemas.microsoft.com/office/drawing/2016/ink" xmlns:am3d="http://schemas.microsoft.com/office/drawing/2017/model3d" xmlns:o="urn:schemas-microsoft-com:office:office" xmlns:oel="http://schemas.microsoft.com/office/2019/extlst" xmlns:r="http://schemas.openxmlformats.org/officeDocument/2006/relationships" xmlns:m="http://schemas.openxmlformats.org/officeDocument/2006/math" xmlns:v="urn:schemas-microsoft-com:vml" xmlns:wp14="http://schemas.microsoft.com/office/word/2010/wordprocessingDrawing" xmlns:wp="http://schemas.openxmlformats.org/drawingml/2006/wordprocessingDrawing" xmlns:w10="urn:schemas-microsoft-com:office:word" xmlns:w="http://schemas.openxmlformats.org/wordprocessingml/2006/main" xmlns:w14="http://schemas.microsoft.com/office/word/2010/wordml" xmlns:w15="http://schemas.microsoft.com/office/word/2012/wordml" xmlns:w16cex="http://schemas.microsoft.com/office/word/2018/wordml/cex" xmlns:w16cid="http://schemas.microsoft.com/office/word/2016/wordml/cid" xmlns:w16="http://schemas.microsoft.com/office/word/2018/wordml" xmlns:w16du="http://schemas.microsoft.com/office/word/2023/wordml/word16du" xmlns:w16sdtdh="http://schemas.microsoft.com/office/word/2020/wordml/sdtdatahash" xmlns:w16se="http://schemas.microsoft.com/office/word/2015/wordml/symex" xmlns:wpg="http://schemas.microsoft.com/office/word/2010/wordprocessingGroup" xmlns:wpi="http://schemas.microsoft.com/office/word/2010/wordprocessingInk" xmlns:wne="http://schemas.microsoft.com/office/word/2006/wordml" xmlns:wps="http://schemas.microsoft.com/office/word/2010/wordprocessingShape" mc:Ignorable="w14 w15 w16se w16cid w16 w16cex w16sdtdh w16du wp14">
   <w:p>
     <w:pPr>
       <w:pStyle w:val="Footer"/>
@@ -2915,7 +2915,7 @@
 </file>
 
 <file path=word/footnotes.xml><?xml version="1.0" encoding="utf-8"?>
-<w:footnotes xmlns:wpc="http://schemas.microsoft.com/office/word/2010/wordprocessingCanvas" xmlns:cx="http://schemas.microsoft.com/office/drawing/2014/chartex" xmlns:cx1="http://schemas.microsoft.com/office/drawing/2015/9/8/chartex" xmlns:cx2="http://schemas.microsoft.com/office/drawing/2015/10/21/chartex" xmlns:cx3="http://schemas.microsoft.com/office/drawing/2016/5/9/chartex" xmlns:cx4="http://schemas.microsoft.com/office/drawing/2016/5/10/chartex" xmlns:cx5="http://schemas.microsoft.com/office/drawing/2016/5/11/chartex" xmlns:cx6="http://schemas.microsoft.com/office/drawing/2016/5/12/chartex" xmlns:cx7="http://schemas.microsoft.com/office/drawing/2016/5/13/chartex" xmlns:cx8="http://schemas.microsoft.com/office/drawing/2016/5/14/chartex" xmlns:mc="http://schemas.openxmlformats.org/markup-compatibility/2006" xmlns:aink="http://schemas.microsoft.com/office/drawing/2016/ink" xmlns:am3d="http://schemas.microsoft.com/office/drawing/2017/model3d" xmlns:o="urn:schemas-microsoft-com:office:office" xmlns:oel="http://schemas.microsoft.com/office/2019/extlst" xmlns:r="http://schemas.openxmlformats.org/officeDocument/2006/relationships" xmlns:m="http://schemas.openxmlformats.org/officeDocument/2006/math" xmlns:v="urn:schemas-microsoft-com:vml" xmlns:wp14="http://schemas.microsoft.com/office/word/2010/wordprocessingDrawing" xmlns:wp="http://schemas.openxmlformats.org/drawingml/2006/wordprocessingDrawing" xmlns:w10="urn:schemas-microsoft-com:office:word" xmlns:w="http://schemas.openxmlformats.org/wordprocessingml/2006/main" xmlns:w14="http://schemas.microsoft.com/office/word/2010/wordml" xmlns:w15="http://schemas.microsoft.com/office/word/2012/wordml" xmlns:w16cex="http://schemas.microsoft.com/office/word/2018/wordml/cex" xmlns:w16cid="http://schemas.microsoft.com/office/word/2016/wordml/cid" xmlns:w16="http://schemas.microsoft.com/office/word/2018/wordml" xmlns:w16sdtdh="http://schemas.microsoft.com/office/word/2020/wordml/sdtdatahash" xmlns:w16se="http://schemas.microsoft.com/office/word/2015/wordml/symex" xmlns:wpg="http://schemas.microsoft.com/office/word/2010/wordprocessingGroup" xmlns:wpi="http://schemas.microsoft.com/office/word/2010/wordprocessingInk" xmlns:wne="http://schemas.microsoft.com/office/word/2006/wordml" xmlns:wps="http://schemas.microsoft.com/office/word/2010/wordprocessingShape" mc:Ignorable="w14 w15 w16se w16cid w16 w16cex w16sdtdh wp14">
+<w:footnotes xmlns:wpc="http://schemas.microsoft.com/office/word/2010/wordprocessingCanvas" xmlns:cx="http://schemas.microsoft.com/office/drawing/2014/chartex" xmlns:cx1="http://schemas.microsoft.com/office/drawing/2015/9/8/chartex" xmlns:cx2="http://schemas.microsoft.com/office/drawing/2015/10/21/chartex" xmlns:cx3="http://schemas.microsoft.com/office/drawing/2016/5/9/chartex" xmlns:cx4="http://schemas.microsoft.com/office/drawing/2016/5/10/chartex" xmlns:cx5="http://schemas.microsoft.com/office/drawing/2016/5/11/chartex" xmlns:cx6="http://schemas.microsoft.com/office/drawing/2016/5/12/chartex" xmlns:cx7="http://schemas.microsoft.com/office/drawing/2016/5/13/chartex" xmlns:cx8="http://schemas.microsoft.com/office/drawing/2016/5/14/chartex" xmlns:mc="http://schemas.openxmlformats.org/markup-compatibility/2006" xmlns:aink="http://schemas.microsoft.com/office/drawing/2016/ink" xmlns:am3d="http://schemas.microsoft.com/office/drawing/2017/model3d" xmlns:o="urn:schemas-microsoft-com:office:office" xmlns:oel="http://schemas.microsoft.com/office/2019/extlst" xmlns:r="http://schemas.openxmlformats.org/officeDocument/2006/relationships" xmlns:m="http://schemas.openxmlformats.org/officeDocument/2006/math" xmlns:v="urn:schemas-microsoft-com:vml" xmlns:wp14="http://schemas.microsoft.com/office/word/2010/wordprocessingDrawing" xmlns:wp="http://schemas.openxmlformats.org/drawingml/2006/wordprocessingDrawing" xmlns:w10="urn:schemas-microsoft-com:office:word" xmlns:w="http://schemas.openxmlformats.org/wordprocessingml/2006/main" xmlns:w14="http://schemas.microsoft.com/office/word/2010/wordml" xmlns:w15="http://schemas.microsoft.com/office/word/2012/wordml" xmlns:w16cex="http://schemas.microsoft.com/office/word/2018/wordml/cex" xmlns:w16cid="http://schemas.microsoft.com/office/word/2016/wordml/cid" xmlns:w16="http://schemas.microsoft.com/office/word/2018/wordml" xmlns:w16du="http://schemas.microsoft.com/office/word/2023/wordml/word16du" xmlns:w16sdtdh="http://schemas.microsoft.com/office/word/2020/wordml/sdtdatahash" xmlns:w16se="http://schemas.microsoft.com/office/word/2015/wordml/symex" xmlns:wpg="http://schemas.microsoft.com/office/word/2010/wordprocessingGroup" xmlns:wpi="http://schemas.microsoft.com/office/word/2010/wordprocessingInk" xmlns:wne="http://schemas.microsoft.com/office/word/2006/wordml" xmlns:wps="http://schemas.microsoft.com/office/word/2010/wordprocessingShape" mc:Ignorable="w14 w15 w16se w16cid w16 w16cex w16sdtdh w16du wp14">
   <w:footnote w:type="separator" w:id="-1">
     <w:p>
       <w:pPr>
@@ -2940,7 +2940,7 @@
 </file>
 
 <file path=word/header1.xml><?xml version="1.0" encoding="utf-8"?>
-<w:hdr xmlns:wpc="http://schemas.microsoft.com/office/word/2010/wordprocessingCanvas" xmlns:cx="http://schemas.microsoft.com/office/drawing/2014/chartex" xmlns:cx1="http://schemas.microsoft.com/office/drawing/2015/9/8/chartex" xmlns:cx2="http://schemas.microsoft.com/office/drawing/2015/10/21/chartex" xmlns:cx3="http://schemas.microsoft.com/office/drawing/2016/5/9/chartex" xmlns:cx4="http://schemas.microsoft.com/office/drawing/2016/5/10/chartex" xmlns:cx5="http://schemas.microsoft.com/office/drawing/2016/5/11/chartex" xmlns:cx6="http://schemas.microsoft.com/office/drawing/2016/5/12/chartex" xmlns:cx7="http://schemas.microsoft.com/office/drawing/2016/5/13/chartex" xmlns:cx8="http://schemas.microsoft.com/office/drawing/2016/5/14/chartex" xmlns:mc="http://schemas.openxmlformats.org/markup-compatibility/2006" xmlns:aink="http://schemas.microsoft.com/office/drawing/2016/ink" xmlns:am3d="http://schemas.microsoft.com/office/drawing/2017/model3d" xmlns:o="urn:schemas-microsoft-com:office:office" xmlns:oel="http://schemas.microsoft.com/office/2019/extlst" xmlns:r="http://schemas.openxmlformats.org/officeDocument/2006/relationships" xmlns:m="http://schemas.openxmlformats.org/officeDocument/2006/math" xmlns:v="urn:schemas-microsoft-com:vml" xmlns:wp14="http://schemas.microsoft.com/office/word/2010/wordprocessingDrawing" xmlns:wp="http://schemas.openxmlformats.org/drawingml/2006/wordprocessingDrawing" xmlns:w10="urn:schemas-microsoft-com:office:word" xmlns:w="http://schemas.openxmlformats.org/wordprocessingml/2006/main" xmlns:w14="http://schemas.microsoft.com/office/word/2010/wordml" xmlns:w15="http://schemas.microsoft.com/office/word/2012/wordml" xmlns:w16cex="http://schemas.microsoft.com/office/word/2018/wordml/cex" xmlns:w16cid="http://schemas.microsoft.com/office/word/2016/wordml/cid" xmlns:w16="http://schemas.microsoft.com/office/word/2018/wordml" xmlns:w16sdtdh="http://schemas.microsoft.com/office/word/2020/wordml/sdtdatahash" xmlns:w16se="http://schemas.microsoft.com/office/word/2015/wordml/symex" xmlns:wpg="http://schemas.microsoft.com/office/word/2010/wordprocessingGroup" xmlns:wpi="http://schemas.microsoft.com/office/word/2010/wordprocessingInk" xmlns:wne="http://schemas.microsoft.com/office/word/2006/wordml" xmlns:wps="http://schemas.microsoft.com/office/word/2010/wordprocessingShape" mc:Ignorable="w14 w15 w16se w16cid w16 w16cex w16sdtdh wp14">
+<w:hdr xmlns:wpc="http://schemas.microsoft.com/office/word/2010/wordprocessingCanvas" xmlns:cx="http://schemas.microsoft.com/office/drawing/2014/chartex" xmlns:cx1="http://schemas.microsoft.com/office/drawing/2015/9/8/chartex" xmlns:cx2="http://schemas.microsoft.com/office/drawing/2015/10/21/chartex" xmlns:cx3="http://schemas.microsoft.com/office/drawing/2016/5/9/chartex" xmlns:cx4="http://schemas.microsoft.com/office/drawing/2016/5/10/chartex" xmlns:cx5="http://schemas.microsoft.com/office/drawing/2016/5/11/chartex" xmlns:cx6="http://schemas.microsoft.com/office/drawing/2016/5/12/chartex" xmlns:cx7="http://schemas.microsoft.com/office/drawing/2016/5/13/chartex" xmlns:cx8="http://schemas.microsoft.com/office/drawing/2016/5/14/chartex" xmlns:mc="http://schemas.openxmlformats.org/markup-compatibility/2006" xmlns:aink="http://schemas.microsoft.com/office/drawing/2016/ink" xmlns:am3d="http://schemas.microsoft.com/office/drawing/2017/model3d" xmlns:o="urn:schemas-microsoft-com:office:office" xmlns:oel="http://schemas.microsoft.com/office/2019/extlst" xmlns:r="http://schemas.openxmlformats.org/officeDocument/2006/relationships" xmlns:m="http://schemas.openxmlformats.org/officeDocument/2006/math" xmlns:v="urn:schemas-microsoft-com:vml" xmlns:wp14="http://schemas.microsoft.com/office/word/2010/wordprocessingDrawing" xmlns:wp="http://schemas.openxmlformats.org/drawingml/2006/wordprocessingDrawing" xmlns:w10="urn:schemas-microsoft-com:office:word" xmlns:w="http://schemas.openxmlformats.org/wordprocessingml/2006/main" xmlns:w14="http://schemas.microsoft.com/office/word/2010/wordml" xmlns:w15="http://schemas.microsoft.com/office/word/2012/wordml" xmlns:w16cex="http://schemas.microsoft.com/office/word/2018/wordml/cex" xmlns:w16cid="http://schemas.microsoft.com/office/word/2016/wordml/cid" xmlns:w16="http://schemas.microsoft.com/office/word/2018/wordml" xmlns:w16du="http://schemas.microsoft.com/office/word/2023/wordml/word16du" xmlns:w16sdtdh="http://schemas.microsoft.com/office/word/2020/wordml/sdtdatahash" xmlns:w16se="http://schemas.microsoft.com/office/word/2015/wordml/symex" xmlns:wpg="http://schemas.microsoft.com/office/word/2010/wordprocessingGroup" xmlns:wpi="http://schemas.microsoft.com/office/word/2010/wordprocessingInk" xmlns:wne="http://schemas.microsoft.com/office/word/2006/wordml" xmlns:wps="http://schemas.microsoft.com/office/word/2010/wordprocessingShape" mc:Ignorable="w14 w15 w16se w16cid w16 w16cex w16sdtdh w16du wp14">
   <w:p>
     <w:pPr>
       <w:pStyle w:val="Header"/>
@@ -2951,7 +2951,7 @@
 </file>
 
 <file path=word/numbering.xml><?xml version="1.0" encoding="utf-8"?>
-<w:numbering xmlns:wpc="http://schemas.microsoft.com/office/word/2010/wordprocessingCanvas" xmlns:cx="http://schemas.microsoft.com/office/drawing/2014/chartex" xmlns:cx1="http://schemas.microsoft.com/office/drawing/2015/9/8/chartex" xmlns:cx2="http://schemas.microsoft.com/office/drawing/2015/10/21/chartex" xmlns:cx3="http://schemas.microsoft.com/office/drawing/2016/5/9/chartex" xmlns:cx4="http://schemas.microsoft.com/office/drawing/2016/5/10/chartex" xmlns:cx5="http://schemas.microsoft.com/office/drawing/2016/5/11/chartex" xmlns:cx6="http://schemas.microsoft.com/office/drawing/2016/5/12/chartex" xmlns:cx7="http://schemas.microsoft.com/office/drawing/2016/5/13/chartex" xmlns:cx8="http://schemas.microsoft.com/office/drawing/2016/5/14/chartex" xmlns:mc="http://schemas.openxmlformats.org/markup-compatibility/2006" xmlns:aink="http://schemas.microsoft.com/office/drawing/2016/ink" xmlns:am3d="http://schemas.microsoft.com/office/drawing/2017/model3d" xmlns:o="urn:schemas-microsoft-com:office:office" xmlns:oel="http://schemas.microsoft.com/office/2019/extlst" xmlns:r="http://schemas.openxmlformats.org/officeDocument/2006/relationships" xmlns:m="http://schemas.openxmlformats.org/officeDocument/2006/math" xmlns:v="urn:schemas-microsoft-com:vml" xmlns:wp14="http://schemas.microsoft.com/office/word/2010/wordprocessingDrawing" xmlns:wp="http://schemas.openxmlformats.org/drawingml/2006/wordprocessingDrawing" xmlns:w10="urn:schemas-microsoft-com:office:word" xmlns:w="http://schemas.openxmlformats.org/wordprocessingml/2006/main" xmlns:w14="http://schemas.microsoft.com/office/word/2010/wordml" xmlns:w15="http://schemas.microsoft.com/office/word/2012/wordml" xmlns:w16cex="http://schemas.microsoft.com/office/word/2018/wordml/cex" xmlns:w16cid="http://schemas.microsoft.com/office/word/2016/wordml/cid" xmlns:w16="http://schemas.microsoft.com/office/word/2018/wordml" xmlns:w16sdtdh="http://schemas.microsoft.com/office/word/2020/wordml/sdtdatahash" xmlns:w16se="http://schemas.microsoft.com/office/word/2015/wordml/symex" xmlns:wpg="http://schemas.microsoft.com/office/word/2010/wordprocessingGroup" xmlns:wpi="http://schemas.microsoft.com/office/word/2010/wordprocessingInk" xmlns:wne="http://schemas.microsoft.com/office/word/2006/wordml" xmlns:wps="http://schemas.microsoft.com/office/word/2010/wordprocessingShape" mc:Ignorable="w14 w15 w16se w16cid w16 w16cex w16sdtdh wp14">
+<w:numbering xmlns:wpc="http://schemas.microsoft.com/office/word/2010/wordprocessingCanvas" xmlns:cx="http://schemas.microsoft.com/office/drawing/2014/chartex" xmlns:cx1="http://schemas.microsoft.com/office/drawing/2015/9/8/chartex" xmlns:cx2="http://schemas.microsoft.com/office/drawing/2015/10/21/chartex" xmlns:cx3="http://schemas.microsoft.com/office/drawing/2016/5/9/chartex" xmlns:cx4="http://schemas.microsoft.com/office/drawing/2016/5/10/chartex" xmlns:cx5="http://schemas.microsoft.com/office/drawing/2016/5/11/chartex" xmlns:cx6="http://schemas.microsoft.com/office/drawing/2016/5/12/chartex" xmlns:cx7="http://schemas.microsoft.com/office/drawing/2016/5/13/chartex" xmlns:cx8="http://schemas.microsoft.com/office/drawing/2016/5/14/chartex" xmlns:mc="http://schemas.openxmlformats.org/markup-compatibility/2006" xmlns:aink="http://schemas.microsoft.com/office/drawing/2016/ink" xmlns:am3d="http://schemas.microsoft.com/office/drawing/2017/model3d" xmlns:o="urn:schemas-microsoft-com:office:office" xmlns:oel="http://schemas.microsoft.com/office/2019/extlst" xmlns:r="http://schemas.openxmlformats.org/officeDocument/2006/relationships" xmlns:m="http://schemas.openxmlformats.org/officeDocument/2006/math" xmlns:v="urn:schemas-microsoft-com:vml" xmlns:wp14="http://schemas.microsoft.com/office/word/2010/wordprocessingDrawing" xmlns:wp="http://schemas.openxmlformats.org/drawingml/2006/wordprocessingDrawing" xmlns:w10="urn:schemas-microsoft-com:office:word" xmlns:w="http://schemas.openxmlformats.org/wordprocessingml/2006/main" xmlns:w14="http://schemas.microsoft.com/office/word/2010/wordml" xmlns:w15="http://schemas.microsoft.com/office/word/2012/wordml" xmlns:w16cex="http://schemas.microsoft.com/office/word/2018/wordml/cex" xmlns:w16cid="http://schemas.microsoft.com/office/word/2016/wordml/cid" xmlns:w16="http://schemas.microsoft.com/office/word/2018/wordml" xmlns:w16du="http://schemas.microsoft.com/office/word/2023/wordml/word16du" xmlns:w16sdtdh="http://schemas.microsoft.com/office/word/2020/wordml/sdtdatahash" xmlns:w16se="http://schemas.microsoft.com/office/word/2015/wordml/symex" xmlns:wpg="http://schemas.microsoft.com/office/word/2010/wordprocessingGroup" xmlns:wpi="http://schemas.microsoft.com/office/word/2010/wordprocessingInk" xmlns:wne="http://schemas.microsoft.com/office/word/2006/wordml" xmlns:wps="http://schemas.microsoft.com/office/word/2010/wordprocessingShape" mc:Ignorable="w14 w15 w16se w16cid w16 w16cex w16sdtdh w16du wp14">
   <w:numPicBullet w:numPicBulletId="0">
     <w:pict>
       <v:shapetype id="_x0000_t75" coordsize="21600,21600" o:spt="75" o:preferrelative="t" path="m@4@5l@4@11@9@11@9@5xe" filled="f" stroked="f">
@@ -2973,7 +2973,7 @@
         <v:path o:extrusionok="f" gradientshapeok="t" o:connecttype="rect"/>
         <o:lock v:ext="edit" aspectratio="t"/>
       </v:shapetype>
-      <v:shape id="_x0000_i1047" type="#_x0000_t75" style="width:189.3pt;height:59.15pt;visibility:visible;mso-wrap-style:square" o:bullet="t">
+      <v:shape id="_x0000_i1028" type="#_x0000_t75" style="width:189.4pt;height:59.3pt;visibility:visible;mso-wrap-style:square" o:bullet="t">
         <v:imagedata r:id="rId1" o:title=""/>
       </v:shape>
     </w:pict>
@@ -4848,7 +4848,7 @@
 </file>
 
 <file path=word/styles.xml><?xml version="1.0" encoding="utf-8"?>
-<w:styles xmlns:mc="http://schemas.openxmlformats.org/markup-compatibility/2006" xmlns:r="http://schemas.openxmlformats.org/officeDocument/2006/relationships" xmlns:w="http://schemas.openxmlformats.org/wordprocessingml/2006/main" xmlns:w14="http://schemas.microsoft.com/office/word/2010/wordml" xmlns:w15="http://schemas.microsoft.com/office/word/2012/wordml" xmlns:w16cex="http://schemas.microsoft.com/office/word/2018/wordml/cex" xmlns:w16cid="http://schemas.microsoft.com/office/word/2016/wordml/cid" xmlns:w16="http://schemas.microsoft.com/office/word/2018/wordml" xmlns:w16sdtdh="http://schemas.microsoft.com/office/word/2020/wordml/sdtdatahash" xmlns:w16se="http://schemas.microsoft.com/office/word/2015/wordml/symex" mc:Ignorable="w14 w15 w16se w16cid w16 w16cex w16sdtdh">
+<w:styles xmlns:mc="http://schemas.openxmlformats.org/markup-compatibility/2006" xmlns:r="http://schemas.openxmlformats.org/officeDocument/2006/relationships" xmlns:w="http://schemas.openxmlformats.org/wordprocessingml/2006/main" xmlns:w14="http://schemas.microsoft.com/office/word/2010/wordml" xmlns:w15="http://schemas.microsoft.com/office/word/2012/wordml" xmlns:w16cex="http://schemas.microsoft.com/office/word/2018/wordml/cex" xmlns:w16cid="http://schemas.microsoft.com/office/word/2016/wordml/cid" xmlns:w16="http://schemas.microsoft.com/office/word/2018/wordml" xmlns:w16du="http://schemas.microsoft.com/office/word/2023/wordml/word16du" xmlns:w16sdtdh="http://schemas.microsoft.com/office/word/2020/wordml/sdtdatahash" xmlns:w16se="http://schemas.microsoft.com/office/word/2015/wordml/symex" mc:Ignorable="w14 w15 w16se w16cid w16 w16cex w16sdtdh w16du">
   <w:docDefaults>
     <w:rPrDefault>
       <w:rPr>
